--- a/app/templates/payment_letter_template.docx
+++ b/app/templates/payment_letter_template.docx
@@ -473,7 +473,6 @@
           <w:noProof/>
           <w:sz w:val="24"/>
           <w:szCs w:val="24"/>
-          <w:highlight w:val="yellow"/>
         </w:rPr>
         <w:t/>
       </w:r>
@@ -536,7 +535,6 @@
           <w:noProof/>
           <w:sz w:val="24"/>
           <w:szCs w:val="24"/>
-          <w:highlight w:val="yellow"/>
         </w:rPr>
       </w:pPr>
       <w:r>
@@ -546,7 +544,6 @@
           <w:noProof/>
           <w:sz w:val="24"/>
           <w:szCs w:val="24"/>
-          <w:highlight w:val="yellow"/>
         </w:rPr>
         <w:t>{{ provider_name }}</w:t>
       </w:r>
@@ -561,7 +558,6 @@
           <w:noProof/>
           <w:sz w:val="24"/>
           <w:szCs w:val="24"/>
-          <w:highlight w:val="yellow"/>
         </w:rPr>
       </w:pPr>
       <w:r>
@@ -571,7 +567,6 @@
           <w:noProof/>
           <w:sz w:val="24"/>
           <w:szCs w:val="24"/>
-          <w:highlight w:val="yellow"/>
         </w:rPr>
         <w:t>{{ provider_address_line1 }}</w:t>
       </w:r>
@@ -595,7 +590,6 @@
           <w:noProof/>
           <w:sz w:val="24"/>
           <w:szCs w:val="24"/>
-          <w:highlight w:val="yellow"/>
         </w:rPr>
         <w:t>{{ provider_address_line2 }}</w:t>
       </w:r>
@@ -748,7 +742,6 @@
                 <w:rFonts w:ascii="Times New Roman" w:hAnsi="Times New Roman" w:cs="Times New Roman"/>
                 <w:sz w:val="24"/>
                 <w:szCs w:val="24"/>
-                <w:highlight w:val="yellow"/>
               </w:rPr>
             </w:pPr>
             <w:r>
@@ -757,7 +750,6 @@
                 <w:noProof/>
                 <w:sz w:val="24"/>
                 <w:szCs w:val="24"/>
-                <w:highlight w:val="yellow"/>
               </w:rPr>
               <w:t>{{ client_name }}</w:t>
             </w:r>
@@ -875,7 +867,6 @@
                 <w:rFonts w:ascii="Times New Roman" w:hAnsi="Times New Roman" w:cs="Times New Roman"/>
                 <w:sz w:val="24"/>
                 <w:szCs w:val="24"/>
-                <w:highlight w:val="yellow"/>
               </w:rPr>
             </w:pPr>
             <w:r>
@@ -883,7 +874,6 @@
                 <w:rFonts w:ascii="Times New Roman" w:hAnsi="Times New Roman" w:cs="Times New Roman"/>
                 <w:sz w:val="24"/>
                 <w:szCs w:val="24"/>
-                <w:highlight w:val="yellow"/>
               </w:rPr>
               <w:t>{{ account_number }}</w:t>
             </w:r>
@@ -1001,7 +991,6 @@
                 <w:rFonts w:ascii="Times New Roman" w:hAnsi="Times New Roman" w:cs="Times New Roman"/>
                 <w:sz w:val="24"/>
                 <w:szCs w:val="24"/>
-                <w:highlight w:val="yellow"/>
               </w:rPr>
             </w:pPr>
             <w:r>
@@ -1009,7 +998,6 @@
                 <w:rFonts w:ascii="Times New Roman" w:hAnsi="Times New Roman" w:cs="Times New Roman"/>
                 <w:sz w:val="24"/>
                 <w:szCs w:val="24"/>
-                <w:highlight w:val="yellow"/>
               </w:rPr>
               <w:t>{{ date_of_birth }}</w:t>
             </w:r>
@@ -1131,7 +1119,6 @@
                 <w:rFonts w:ascii="Times New Roman" w:hAnsi="Times New Roman" w:cs="Times New Roman"/>
                 <w:sz w:val="24"/>
                 <w:szCs w:val="24"/>
-                <w:highlight w:val="yellow"/>
               </w:rPr>
             </w:pPr>
             <w:r>
@@ -1140,7 +1127,6 @@
                 <w:noProof/>
                 <w:sz w:val="24"/>
                 <w:szCs w:val="24"/>
-                <w:highlight w:val="yellow"/>
               </w:rPr>
               <w:t>{{ date_of_loss }}</w:t>
             </w:r>
@@ -1334,7 +1320,6 @@
           <w:color w:val="000000" w:themeColor="text1"/>
           <w:sz w:val="24"/>
           <w:szCs w:val="24"/>
-          <w:highlight w:val="yellow"/>
         </w:rPr>
         <w:t>{{ check_number }}</w:t>
       </w:r>
@@ -1345,7 +1330,6 @@
           <w:color w:val="000000" w:themeColor="text1"/>
           <w:sz w:val="24"/>
           <w:szCs w:val="24"/>
-          <w:highlight w:val="yellow"/>
         </w:rPr>
         <w:t/>
       </w:r>
@@ -1373,7 +1357,6 @@
           <w:color w:val="000000" w:themeColor="text1"/>
           <w:sz w:val="24"/>
           <w:szCs w:val="24"/>
-          <w:highlight w:val="yellow"/>
         </w:rPr>
         <w:t>{{ payment_amount }}</w:t>
       </w:r>
